--- a/curriculos/Curriculo 015-02/microcurriculos/IV SEMESTRE/0150417_Electiva_General_I_Analisis_Filosofico.docx
+++ b/curriculos/Curriculo 015-02/microcurriculos/IV SEMESTRE/0150417_Electiva_General_I_Analisis_Filosofico.docx
@@ -610,59 +610,7 @@
         </w:rPr>
       </w:pPr>
       <w:r>
-        <w:t>Desarrollar en el estudiante la capacidad de análisis crítico y de argumentación racional frente a los problemas fundamentales del pensamiento.</w:t>
-      </w:r>
-    </w:p>
-    <w:p>
-      <w:pPr>
-        <w:widowControl/>
-        <w:numPr>
-          <w:ilvl w:val="0"/>
-          <w:numId w:val="1"/>
-        </w:numPr>
-        <w:pBdr>
-          <w:top w:val="nil"/>
-          <w:left w:val="nil"/>
-          <w:bottom w:val="nil"/>
-          <w:right w:val="nil"/>
-          <w:between w:val="nil"/>
-        </w:pBdr>
-        <w:jc w:val="both"/>
-        <w:rPr>
-          <w:rFonts w:ascii="Cambria" w:eastAsia="Cambria" w:hAnsi="Cambria" w:cs="Cambria"/>
-          <w:color w:val="000000"/>
-          <w:sz w:val="22"/>
-          <w:szCs w:val="22"/>
-        </w:rPr>
-      </w:pPr>
-      <w:r>
-        <w:t>Reconocer las principales corrientes filosóficas y su influencia en la construcción del conocimiento científico y tecnológico.</w:t>
-      </w:r>
-    </w:p>
-    <w:p>
-      <w:pPr>
-        <w:widowControl/>
-        <w:numPr>
-          <w:ilvl w:val="0"/>
-          <w:numId w:val="1"/>
-        </w:numPr>
-        <w:pBdr>
-          <w:top w:val="nil"/>
-          <w:left w:val="nil"/>
-          <w:bottom w:val="nil"/>
-          <w:right w:val="nil"/>
-          <w:between w:val="nil"/>
-        </w:pBdr>
-        <w:jc w:val="both"/>
-        <w:rPr>
-          <w:rFonts w:ascii="Cambria" w:eastAsia="Cambria" w:hAnsi="Cambria" w:cs="Cambria"/>
-          <w:color w:val="000000"/>
-          <w:sz w:val="22"/>
-          <w:szCs w:val="22"/>
-        </w:rPr>
-      </w:pPr>
-      <w:r>
-        <w:t>Aplicar las herramientas del razonamiento lógico y de la reflexión ética al ejercicio de la ingeniería de sistemas.</w:t>
+        <w:t>[PENDIENTE - por diligenciar]</w:t>
       </w:r>
     </w:p>
     <w:p>
@@ -888,7 +836,7 @@
               </w:rPr>
             </w:pPr>
             <w:r>
-              <w:t>Introducción a la filosofía y al pensamiento crítico</w:t>
+              <w:t>[PENDIENTE - por diligenciar]</w:t>
             </w:r>
           </w:p>
         </w:tc>
@@ -929,7 +877,7 @@
               </w:rPr>
             </w:pPr>
             <w:r>
-              <w:t>Lógica y argumentación</w:t>
+              <w:t>[PENDIENTE - por diligenciar]</w:t>
             </w:r>
           </w:p>
         </w:tc>
@@ -973,7 +921,7 @@
               </w:rPr>
             </w:pPr>
             <w:r>
-              <w:t>Teoría del conocimiento</w:t>
+              <w:t>[PENDIENTE - por diligenciar]</w:t>
             </w:r>
           </w:p>
         </w:tc>
@@ -1014,7 +962,7 @@
               </w:rPr>
             </w:pPr>
             <w:r>
-              <w:t>Filosofía de la ciencia y de la técnica</w:t>
+              <w:t>[PENDIENTE - por diligenciar]</w:t>
             </w:r>
           </w:p>
         </w:tc>
@@ -1056,7 +1004,7 @@
               </w:rPr>
             </w:pPr>
             <w:r>
-              <w:t>Ética y filosofía práctica</w:t>
+              <w:t>[PENDIENTE - por diligenciar]</w:t>
             </w:r>
           </w:p>
         </w:tc>
@@ -1157,67 +1105,7 @@
               </w:rPr>
             </w:pPr>
             <w:r>
-              <w:t>Unidad 1. INTRODUCCIÓN A LA FILOSOFÍA Y AL PENSAMIENTO CRÍTICO</w:t>
-            </w:r>
-          </w:p>
-          <w:p>
-            <w:pPr>
-              <w:rPr>
-                <w:i/>
-                <w:sz w:val="22"/>
-                <w:szCs w:val="22"/>
-              </w:rPr>
-            </w:pPr>
-            <w:r>
-              <w:t>¿Qué es filosofar? Objeto y ramas de la filosofía</w:t>
-            </w:r>
-          </w:p>
-          <w:p>
-            <w:pPr>
-              <w:rPr>
-                <w:i/>
-                <w:sz w:val="22"/>
-                <w:szCs w:val="22"/>
-              </w:rPr>
-            </w:pPr>
-            <w:r>
-              <w:t>La actitud filosófica frente al sentido común</w:t>
-            </w:r>
-          </w:p>
-          <w:p>
-            <w:pPr>
-              <w:rPr>
-                <w:i/>
-                <w:sz w:val="22"/>
-                <w:szCs w:val="22"/>
-              </w:rPr>
-            </w:pPr>
-            <w:r>
-              <w:t>El problema del conocimiento: doxa y episteme</w:t>
-            </w:r>
-          </w:p>
-          <w:p>
-            <w:pPr>
-              <w:rPr>
-                <w:i/>
-                <w:sz w:val="22"/>
-                <w:szCs w:val="22"/>
-              </w:rPr>
-            </w:pPr>
-            <w:r>
-              <w:t>El método y el texto filosófico</w:t>
-            </w:r>
-          </w:p>
-          <w:p>
-            <w:pPr>
-              <w:rPr>
-                <w:i/>
-                <w:sz w:val="22"/>
-                <w:szCs w:val="22"/>
-              </w:rPr>
-            </w:pPr>
-            <w:r>
-              <w:t>Relación entre filosofía, ciencia y técnica</w:t>
+              <w:t>Unidad 1. [PENDIENTE - por diligenciar]</w:t>
             </w:r>
           </w:p>
         </w:tc>
@@ -1236,67 +1124,7 @@
               </w:rPr>
             </w:pPr>
             <w:r>
-              <w:t>Unidad 2. LÓGICA Y ARGUMENTACIÓN</w:t>
-            </w:r>
-          </w:p>
-          <w:p>
-            <w:pPr>
-              <w:rPr>
-                <w:i/>
-                <w:sz w:val="22"/>
-                <w:szCs w:val="22"/>
-              </w:rPr>
-            </w:pPr>
-            <w:r>
-              <w:t>Proposiciones, juicios y razonamientos</w:t>
-            </w:r>
-          </w:p>
-          <w:p>
-            <w:pPr>
-              <w:rPr>
-                <w:i/>
-                <w:sz w:val="22"/>
-                <w:szCs w:val="22"/>
-              </w:rPr>
-            </w:pPr>
-            <w:r>
-              <w:t>Inferencia deductiva e inferencia inductiva</w:t>
-            </w:r>
-          </w:p>
-          <w:p>
-            <w:pPr>
-              <w:rPr>
-                <w:i/>
-                <w:sz w:val="22"/>
-                <w:szCs w:val="22"/>
-              </w:rPr>
-            </w:pPr>
-            <w:r>
-              <w:t>Falacias formales e informales</w:t>
-            </w:r>
-          </w:p>
-          <w:p>
-            <w:pPr>
-              <w:rPr>
-                <w:i/>
-                <w:sz w:val="22"/>
-                <w:szCs w:val="22"/>
-              </w:rPr>
-            </w:pPr>
-            <w:r>
-              <w:t>Análisis de textos argumentativos</w:t>
-            </w:r>
-          </w:p>
-          <w:p>
-            <w:pPr>
-              <w:rPr>
-                <w:i/>
-                <w:sz w:val="22"/>
-                <w:szCs w:val="22"/>
-              </w:rPr>
-            </w:pPr>
-            <w:r>
-              <w:t>Construcción y refutación de argumentos</w:t>
+              <w:t>Unidad 2. [PENDIENTE - por diligenciar]</w:t>
             </w:r>
           </w:p>
         </w:tc>
@@ -1315,67 +1143,7 @@
               </w:rPr>
             </w:pPr>
             <w:r>
-              <w:t>Unidad 3. TEORÍA DEL CONOCIMIENTO</w:t>
-            </w:r>
-          </w:p>
-          <w:p>
-            <w:pPr>
-              <w:rPr>
-                <w:i/>
-                <w:sz w:val="22"/>
-                <w:szCs w:val="22"/>
-              </w:rPr>
-            </w:pPr>
-            <w:r>
-              <w:t>Racionalismo, empirismo y criticismo</w:t>
-            </w:r>
-          </w:p>
-          <w:p>
-            <w:pPr>
-              <w:rPr>
-                <w:i/>
-                <w:sz w:val="22"/>
-                <w:szCs w:val="22"/>
-              </w:rPr>
-            </w:pPr>
-            <w:r>
-              <w:t>Criterios de verdad y de justificación</w:t>
-            </w:r>
-          </w:p>
-          <w:p>
-            <w:pPr>
-              <w:rPr>
-                <w:i/>
-                <w:sz w:val="22"/>
-                <w:szCs w:val="22"/>
-              </w:rPr>
-            </w:pPr>
-            <w:r>
-              <w:t>El problema del método científico</w:t>
-            </w:r>
-          </w:p>
-          <w:p>
-            <w:pPr>
-              <w:rPr>
-                <w:i/>
-                <w:sz w:val="22"/>
-                <w:szCs w:val="22"/>
-              </w:rPr>
-            </w:pPr>
-            <w:r>
-              <w:t>Positivismo, falsacionismo y paradigmas</w:t>
-            </w:r>
-          </w:p>
-          <w:p>
-            <w:pPr>
-              <w:rPr>
-                <w:i/>
-                <w:sz w:val="22"/>
-                <w:szCs w:val="22"/>
-              </w:rPr>
-            </w:pPr>
-            <w:r>
-              <w:t>Límites y alcances del conocimiento</w:t>
+              <w:t>Unidad 3. [PENDIENTE - por diligenciar]</w:t>
             </w:r>
           </w:p>
         </w:tc>
@@ -1394,67 +1162,7 @@
               </w:rPr>
             </w:pPr>
             <w:r>
-              <w:t>Unidad 4. FILOSOFÍA DE LA CIENCIA Y DE LA TÉCNICA</w:t>
-            </w:r>
-          </w:p>
-          <w:p>
-            <w:pPr>
-              <w:rPr>
-                <w:i/>
-                <w:sz w:val="22"/>
-                <w:szCs w:val="22"/>
-              </w:rPr>
-            </w:pPr>
-            <w:r>
-              <w:t>La técnica como fenómeno humano</w:t>
-            </w:r>
-          </w:p>
-          <w:p>
-            <w:pPr>
-              <w:rPr>
-                <w:i/>
-                <w:sz w:val="22"/>
-                <w:szCs w:val="22"/>
-              </w:rPr>
-            </w:pPr>
-            <w:r>
-              <w:t>Determinismo tecnológico y construcción social de la tecnología</w:t>
-            </w:r>
-          </w:p>
-          <w:p>
-            <w:pPr>
-              <w:rPr>
-                <w:i/>
-                <w:sz w:val="22"/>
-                <w:szCs w:val="22"/>
-              </w:rPr>
-            </w:pPr>
-            <w:r>
-              <w:t>Filosofía de la información y de la computación</w:t>
-            </w:r>
-          </w:p>
-          <w:p>
-            <w:pPr>
-              <w:rPr>
-                <w:i/>
-                <w:sz w:val="22"/>
-                <w:szCs w:val="22"/>
-              </w:rPr>
-            </w:pPr>
-            <w:r>
-              <w:t>Inteligencia artificial y filosofía de la mente</w:t>
-            </w:r>
-          </w:p>
-          <w:p>
-            <w:pPr>
-              <w:rPr>
-                <w:i/>
-                <w:sz w:val="22"/>
-                <w:szCs w:val="22"/>
-              </w:rPr>
-            </w:pPr>
-            <w:r>
-              <w:t>Responsabilidad del ingeniero frente a la sociedad</w:t>
+              <w:t>Unidad 4. [PENDIENTE - por diligenciar]</w:t>
             </w:r>
           </w:p>
         </w:tc>
@@ -1476,67 +1184,7 @@
               </w:rPr>
             </w:pPr>
             <w:r>
-              <w:t>Unidad 5. ÉTICA Y FILOSOFÍA PRÁCTICA</w:t>
-            </w:r>
-          </w:p>
-          <w:p>
-            <w:pPr>
-              <w:rPr>
-                <w:i/>
-                <w:sz w:val="22"/>
-                <w:szCs w:val="22"/>
-              </w:rPr>
-            </w:pPr>
-            <w:r>
-              <w:t>Ética, moral y valores</w:t>
-            </w:r>
-          </w:p>
-          <w:p>
-            <w:pPr>
-              <w:rPr>
-                <w:i/>
-                <w:sz w:val="22"/>
-                <w:szCs w:val="22"/>
-              </w:rPr>
-            </w:pPr>
-            <w:r>
-              <w:t>Deontología, utilitarismo y ética de la virtud</w:t>
-            </w:r>
-          </w:p>
-          <w:p>
-            <w:pPr>
-              <w:rPr>
-                <w:i/>
-                <w:sz w:val="22"/>
-                <w:szCs w:val="22"/>
-              </w:rPr>
-            </w:pPr>
-            <w:r>
-              <w:t>Dilemas éticos en el ejercicio profesional</w:t>
-            </w:r>
-          </w:p>
-          <w:p>
-            <w:pPr>
-              <w:rPr>
-                <w:i/>
-                <w:sz w:val="22"/>
-                <w:szCs w:val="22"/>
-              </w:rPr>
-            </w:pPr>
-            <w:r>
-              <w:t>Filosofía política y ciudadanía</w:t>
-            </w:r>
-          </w:p>
-          <w:p>
-            <w:pPr>
-              <w:rPr>
-                <w:i/>
-                <w:sz w:val="22"/>
-                <w:szCs w:val="22"/>
-              </w:rPr>
-            </w:pPr>
-            <w:r>
-              <w:t>Taller final: análisis de casos aplicados</w:t>
+              <w:t>Unidad 5. [PENDIENTE - por diligenciar]</w:t>
             </w:r>
           </w:p>
         </w:tc>
@@ -1753,9 +1401,6 @@
                 <w:szCs w:val="22"/>
               </w:rPr>
             </w:pPr>
-            <w:r>
-              <w:t>BIBLIOGRAFÍA</w:t>
-            </w:r>
           </w:p>
           <w:p>
             <w:pPr>
@@ -1768,7 +1413,19 @@
               </w:rPr>
             </w:pPr>
             <w:r>
-              <w:t>ABBAGNANO, Nicolás. Diccionario de Filosofía. Fondo de Cultura Económica.</w:t>
+              <w:rPr>
+                <w:b/>
+                <w:sz w:val="22"/>
+                <w:szCs w:val="22"/>
+              </w:rPr>
+              <w:t>BIBLIOGRAFÍA</w:t>
+            </w:r>
+            <w:r>
+              <w:rPr>
+                <w:sz w:val="22"/>
+                <w:szCs w:val="22"/>
+              </w:rPr>
+              <w:tab/>
             </w:r>
           </w:p>
           <w:p>
@@ -1782,69 +1439,32 @@
               </w:rPr>
             </w:pPr>
             <w:r>
-              <w:t>COPI, Irving; COHEN, Carl. Introducción a la Lógica. Limusa.</w:t>
-            </w:r>
-          </w:p>
-          <w:p>
-            <w:pPr>
-              <w:widowControl/>
-              <w:ind w:left="360" w:hanging="360"/>
-              <w:jc w:val="both"/>
-              <w:rPr>
-                <w:sz w:val="22"/>
-                <w:szCs w:val="22"/>
-              </w:rPr>
-            </w:pPr>
-            <w:r>
-              <w:t>CHALMERS, Alan. ¿Qué es esa cosa llamada ciencia? Siglo XXI Editores.</w:t>
-            </w:r>
-          </w:p>
-          <w:p>
-            <w:pPr>
-              <w:widowControl/>
-              <w:ind w:left="360" w:hanging="360"/>
-              <w:jc w:val="both"/>
-              <w:rPr>
-                <w:sz w:val="22"/>
-                <w:szCs w:val="22"/>
-              </w:rPr>
-            </w:pPr>
-            <w:r>
-              <w:t>GARCÍA MORENTE, Manuel. Lecciones preliminares de filosofía. Porrúa.</w:t>
-            </w:r>
-          </w:p>
-          <w:p>
-            <w:pPr>
-              <w:widowControl/>
-              <w:ind w:left="360" w:hanging="360"/>
-              <w:jc w:val="both"/>
-              <w:rPr>
-                <w:sz w:val="22"/>
-                <w:szCs w:val="22"/>
-              </w:rPr>
-            </w:pPr>
-            <w:r>
-              <w:t>MITCHAM, Carl. ¿Qué es la filosofía de la tecnología? Anthropos.</w:t>
-            </w:r>
-          </w:p>
-          <w:p>
-            <w:pPr>
-              <w:widowControl/>
-              <w:ind w:left="360" w:hanging="360"/>
-              <w:jc w:val="both"/>
-              <w:rPr>
-                <w:sz w:val="22"/>
-                <w:szCs w:val="22"/>
-              </w:rPr>
-            </w:pPr>
-            <w:r>
-              <w:t>SAVATER, Fernando. Las preguntas de la vida. Ariel.</w:t>
+              <w:rPr>
+                <w:b/>
+                <w:sz w:val="22"/>
+                <w:szCs w:val="22"/>
+              </w:rPr>
+              <w:t>[PENDIENTE - por diligenciar]</w:t>
+            </w:r>
+            <w:r>
+              <w:rPr>
+                <w:sz w:val="22"/>
+                <w:szCs w:val="22"/>
+              </w:rPr>
             </w:r>
           </w:p>
         </w:tc>
       </w:tr>
     </w:tbl>
-    <w:p/>
+    <w:p>
+      <w:pPr>
+        <w:spacing w:before="0" w:after="0" w:line="20" w:lineRule="exact"/>
+        <w:rPr>
+          <w:sz w:val="2"/>
+          <w:szCs w:val="2"/>
+        </w:rPr>
+      </w:pPr>
+    </w:p>
     <w:sectPr>
       <w:headerReference w:type="default" r:id="rId8"/>
       <w:pgSz w:w="11900" w:h="16840"/>
